--- a/fuentes/CFA1_06110159_DU.docx
+++ b/fuentes/CFA1_06110159_DU.docx
@@ -95,7 +95,7 @@
               </wp:anchor>
             </w:drawing>
           </mc:Choice>
-          <mc:Fallback xmlns:oel="http://schemas.microsoft.com/office/2019/extlst" xmlns:w16du="http://schemas.microsoft.com/office/word/2023/wordml/word16du" xmlns:w16sdtfl="http://schemas.microsoft.com/office/word/2024/wordml/sdtformatlock">
+          <mc:Fallback xmlns:w16sdtfl="http://schemas.microsoft.com/office/word/2024/wordml/sdtformatlock" xmlns:w16du="http://schemas.microsoft.com/office/word/2023/wordml/word16du" xmlns:oel="http://schemas.microsoft.com/office/2019/extlst">
             <w:pict>
               <v:rect w14:anchorId="46EF8E65" id="Rectángulo 3" o:spid="_x0000_s1026" alt="&quot;&quot;" style="position:absolute;margin-left:0;margin-top:31.3pt;width:616.85pt;height:192.75pt;z-index:-251655168;visibility:visible;mso-wrap-style:square;mso-width-percent:0;mso-height-percent:0;mso-wrap-distance-left:9pt;mso-wrap-distance-top:0;mso-wrap-distance-right:9pt;mso-wrap-distance-bottom:0;mso-position-horizontal:left;mso-position-horizontal-relative:page;mso-position-vertical:absolute;mso-position-vertical-relative:text;mso-width-percent:0;mso-height-percent:0;mso-width-relative:margin;mso-height-relative:margin;v-text-anchor:middle" o:gfxdata="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" fillcolor="#00314d" stroked="f" strokeweight="1pt">
                 <w10:wrap anchorx="page"/>
@@ -7637,15 +7637,28 @@
                 <w:szCs w:val="28"/>
               </w:rPr>
             </w:pPr>
-            <w:r>
+            <w:hyperlink r:id="rId18" w:history="1">
+              <w:r>
+                <w:rPr>
+                  <w:rStyle w:val="Hipervnculo"/>
+                  <w:rFonts w:asciiTheme="minorHAnsi" w:hAnsiTheme="minorHAnsi" w:cstheme="minorHAnsi"/>
+                  <w:sz w:val="28"/>
+                  <w:szCs w:val="28"/>
+                </w:rPr>
+                <w:t>https://blog.hubspot.es/marketing/que-son-buyer-personas</w:t>
+              </w:r>
+            </w:hyperlink>
+          </w:p>
+          <w:p>
+            <w:pPr>
+              <w:pStyle w:val="TextoTablas"/>
               <w:rPr>
                 <w:rStyle w:val="Hipervnculo"/>
                 <w:rFonts w:asciiTheme="minorHAnsi" w:hAnsiTheme="minorHAnsi" w:cstheme="minorHAnsi"/>
                 <w:sz w:val="28"/>
                 <w:szCs w:val="28"/>
               </w:rPr>
-              <w:t>https://blog.hubspot.es/marketing/que-son-buyer-personas</w:t>
-            </w:r>
+            </w:pPr>
           </w:p>
         </w:tc>
       </w:tr>
@@ -7699,7 +7712,7 @@
         </w:rPr>
         <w:t xml:space="preserve">: análisis, definición y tipos. RAE-IC, Revista de la Asociación Española de Investigación de la Comunicación, 11(21). </w:t>
       </w:r>
-      <w:hyperlink r:id="rId18" w:history="1">
+      <w:hyperlink r:id="rId19" w:history="1">
         <w:r>
           <w:rPr>
             <w:rStyle w:val="Hipervnculo"/>
@@ -7781,7 +7794,7 @@
         </w:rPr>
         <w:t xml:space="preserve">. </w:t>
       </w:r>
-      <w:hyperlink r:id="rId19" w:history="1">
+      <w:hyperlink r:id="rId20" w:history="1">
         <w:r>
           <w:rPr>
             <w:rStyle w:val="Hipervnculo"/>
@@ -7839,7 +7852,7 @@
         </w:rPr>
         <w:t xml:space="preserve">. </w:t>
       </w:r>
-      <w:hyperlink r:id="rId20" w:history="1">
+      <w:hyperlink r:id="rId21" w:history="1">
         <w:r>
           <w:rPr>
             <w:rStyle w:val="Hipervnculo"/>
@@ -7880,7 +7893,7 @@
         </w:rPr>
         <w:t xml:space="preserve">Pérez Ruiz, A. (s.f.). Segmentación y posicionamiento. Universidad de Cantabria. </w:t>
       </w:r>
-      <w:hyperlink r:id="rId21" w:history="1">
+      <w:hyperlink r:id="rId22" w:history="1">
         <w:r>
           <w:rPr>
             <w:rStyle w:val="Hipervnculo"/>
@@ -7921,7 +7934,7 @@
         </w:rPr>
         <w:t xml:space="preserve">Universidad de Valencia. (s.f.). La segmentación de mercados. Dirección de Comunicación. </w:t>
       </w:r>
-      <w:hyperlink r:id="rId22" w:history="1">
+      <w:hyperlink r:id="rId23" w:history="1">
         <w:r>
           <w:rPr>
             <w:rStyle w:val="Hipervnculo"/>
@@ -7962,7 +7975,7 @@
         </w:rPr>
         <w:t xml:space="preserve">YouScan. (2025). Las mejores herramientas de análisis de tendencias en 2025. Blog YouScan. </w:t>
       </w:r>
-      <w:hyperlink r:id="rId23" w:history="1">
+      <w:hyperlink r:id="rId24" w:history="1">
         <w:r>
           <w:rPr>
             <w:rStyle w:val="Hipervnculo"/>
@@ -9042,8 +9055,8 @@
       </w:pPr>
     </w:p>
     <w:sectPr>
-      <w:headerReference w:type="default" r:id="rId24"/>
-      <w:footerReference w:type="default" r:id="rId25"/>
+      <w:headerReference w:type="default" r:id="rId25"/>
+      <w:footerReference w:type="default" r:id="rId26"/>
       <w:pgSz w:w="12240" w:h="15840"/>
       <w:pgMar w:top="1701" w:right="1134" w:bottom="1134" w:left="1134" w:header="709" w:footer="737" w:gutter="0"/>
       <w:pgNumType w:start="1"/>
@@ -14637,6 +14650,10 @@
 </file>
 
 <file path=customXml/item1.xml><?xml version="1.0" encoding="utf-8"?>
+<b:Sources xmlns:b="http://schemas.openxmlformats.org/officeDocument/2006/bibliography" xmlns="http://schemas.openxmlformats.org/officeDocument/2006/bibliography" SelectedStyle="\APASixthEditionOfficeOnline.xsl" StyleName="APA" Version="6"/>
+</file>
+
+<file path=customXml/item2.xml><?xml version="1.0" encoding="utf-8"?>
 <ct:contentTypeSchema xmlns:ct="http://schemas.microsoft.com/office/2006/metadata/contentType" xmlns:ma="http://schemas.microsoft.com/office/2006/metadata/properties/metaAttributes" ct:_="" ma:_="" ma:contentTypeName="Documento" ma:contentTypeID="0x010100FC2B1768DD5A774EB396CCAB0DE361C1" ma:contentTypeVersion="12" ma:contentTypeDescription="Crear nuevo documento." ma:contentTypeScope="" ma:versionID="d4a546b22d2924edabf51241cf3422b8">
   <xsd:schema xmlns:xsd="http://www.w3.org/2001/XMLSchema" xmlns:xs="http://www.w3.org/2001/XMLSchema" xmlns:p="http://schemas.microsoft.com/office/2006/metadata/properties" xmlns:ns2="a70d3c18-0869-45a1-9f75-4b4b8f0f32be" xmlns:ns3="adccf511-daff-4bcb-9072-914cedbf4c7e" targetNamespace="http://schemas.microsoft.com/office/2006/metadata/properties" ma:root="true" ma:fieldsID="e29002b2d9ca820e89c57fc59ec70c79" ns2:_="" ns3:_="">
     <xsd:import namespace="a70d3c18-0869-45a1-9f75-4b4b8f0f32be"/>
@@ -14837,11 +14854,16 @@
 </ct:contentTypeSchema>
 </file>
 
-<file path=customXml/item2.xml><?xml version="1.0" encoding="utf-8"?>
-<b:Sources xmlns:b="http://schemas.openxmlformats.org/officeDocument/2006/bibliography" xmlns="http://schemas.openxmlformats.org/officeDocument/2006/bibliography" SelectedStyle="\APASixthEditionOfficeOnline.xsl" StyleName="APA" Version="6"/>
+<file path=customXml/item3.xml><?xml version="1.0" encoding="utf-8"?>
+<?mso-contentType ?>
+<FormTemplates xmlns="http://schemas.microsoft.com/sharepoint/v3/contenttype/forms">
+  <Display>DocumentLibraryForm</Display>
+  <Edit>DocumentLibraryForm</Edit>
+  <New>DocumentLibraryForm</New>
+</FormTemplates>
 </file>
 
-<file path=customXml/item3.xml><?xml version="1.0" encoding="utf-8"?>
+<file path=customXml/item4.xml><?xml version="1.0" encoding="utf-8"?>
 <p:properties xmlns:p="http://schemas.microsoft.com/office/2006/metadata/properties" xmlns:xsi="http://www.w3.org/2001/XMLSchema-instance" xmlns:pc="http://schemas.microsoft.com/office/infopath/2007/PartnerControls">
   <documentManagement>
     <TaxCatchAll xmlns="adccf511-daff-4bcb-9072-914cedbf4c7e" xsi:nil="true"/>
@@ -14852,16 +14874,15 @@
 </p:properties>
 </file>
 
-<file path=customXml/item4.xml><?xml version="1.0" encoding="utf-8"?>
-<?mso-contentType ?>
-<FormTemplates xmlns="http://schemas.microsoft.com/sharepoint/v3/contenttype/forms">
-  <Display>DocumentLibraryForm</Display>
-  <Edit>DocumentLibraryForm</Edit>
-  <New>DocumentLibraryForm</New>
-</FormTemplates>
+<file path=customXml/itemProps1.xml><?xml version="1.0" encoding="utf-8"?>
+<ds:datastoreItem xmlns:ds="http://schemas.openxmlformats.org/officeDocument/2006/customXml" ds:itemID="{E8AB44A3-7C62-4BD2-82ED-8ABC209970FA}">
+  <ds:schemaRefs>
+    <ds:schemaRef ds:uri="http://schemas.openxmlformats.org/officeDocument/2006/bibliography"/>
+  </ds:schemaRefs>
+</ds:datastoreItem>
 </file>
 
-<file path=customXml/itemProps1.xml><?xml version="1.0" encoding="utf-8"?>
+<file path=customXml/itemProps2.xml><?xml version="1.0" encoding="utf-8"?>
 <ds:datastoreItem xmlns:ds="http://schemas.openxmlformats.org/officeDocument/2006/customXml" ds:itemID="{996434B9-CC1E-4468-A086-AA07C2AF1350}">
   <ds:schemaRefs>
     <ds:schemaRef ds:uri="http://schemas.microsoft.com/office/2006/metadata/contentType"/>
@@ -14880,15 +14901,15 @@
 </ds:datastoreItem>
 </file>
 
-<file path=customXml/itemProps2.xml><?xml version="1.0" encoding="utf-8"?>
-<ds:datastoreItem xmlns:ds="http://schemas.openxmlformats.org/officeDocument/2006/customXml" ds:itemID="{E8AB44A3-7C62-4BD2-82ED-8ABC209970FA}">
+<file path=customXml/itemProps3.xml><?xml version="1.0" encoding="utf-8"?>
+<ds:datastoreItem xmlns:ds="http://schemas.openxmlformats.org/officeDocument/2006/customXml" ds:itemID="{81CBDEC1-3B00-44ED-AD36-0268077980BA}">
   <ds:schemaRefs>
-    <ds:schemaRef ds:uri="http://schemas.openxmlformats.org/officeDocument/2006/bibliography"/>
+    <ds:schemaRef ds:uri="http://schemas.microsoft.com/sharepoint/v3/contenttype/forms"/>
   </ds:schemaRefs>
 </ds:datastoreItem>
 </file>
 
-<file path=customXml/itemProps3.xml><?xml version="1.0" encoding="utf-8"?>
+<file path=customXml/itemProps4.xml><?xml version="1.0" encoding="utf-8"?>
 <ds:datastoreItem xmlns:ds="http://schemas.openxmlformats.org/officeDocument/2006/customXml" ds:itemID="{1145D752-ACC1-45E1-AB53-0C756F67FC7F}">
   <ds:schemaRefs>
     <ds:schemaRef ds:uri="http://schemas.microsoft.com/office/2006/metadata/properties"/>
@@ -14897,12 +14918,4 @@
     <ds:schemaRef ds:uri="a70d3c18-0869-45a1-9f75-4b4b8f0f32be"/>
   </ds:schemaRefs>
 </ds:datastoreItem>
-</file>
-
-<file path=customXml/itemProps4.xml><?xml version="1.0" encoding="utf-8"?>
-<ds:datastoreItem xmlns:ds="http://schemas.openxmlformats.org/officeDocument/2006/customXml" ds:itemID="{81CBDEC1-3B00-44ED-AD36-0268077980BA}">
-  <ds:schemaRefs>
-    <ds:schemaRef ds:uri="http://schemas.microsoft.com/sharepoint/v3/contenttype/forms"/>
-  </ds:schemaRefs>
-</ds:datastoreItem>
 </file>